--- a/lb5/Pimakhin_Roman_lb5.docx
+++ b/lb5/Pimakhin_Roman_lb5.docx
@@ -83,27 +83,7 @@
           <w:szCs w:val="28"/>
           <w:lang w:eastAsia="ru-RU" w:bidi="ar-SA"/>
         </w:rPr>
-        <w:t xml:space="preserve">«ЛЭТИ» им. </w:t>
-      </w:r>
-      <w:proofErr w:type="gramStart"/>
-      <w:r>
-        <w:rPr>
-          <w:b/>
-          <w:caps/>
-          <w:szCs w:val="28"/>
-          <w:lang w:eastAsia="ru-RU" w:bidi="ar-SA"/>
-        </w:rPr>
-        <w:t>В.И.</w:t>
-      </w:r>
-      <w:proofErr w:type="gramEnd"/>
-      <w:r>
-        <w:rPr>
-          <w:b/>
-          <w:caps/>
-          <w:szCs w:val="28"/>
-          <w:lang w:eastAsia="ru-RU" w:bidi="ar-SA"/>
-        </w:rPr>
-        <w:t xml:space="preserve"> Ульянова (Ленина)</w:t>
+        <w:t>«ЛЭТИ» им. В.И. Ульянова (Ленина)</w:t>
       </w:r>
     </w:p>
     <w:p>
@@ -523,19 +503,11 @@
                 <w:szCs w:val="28"/>
               </w:rPr>
             </w:pPr>
-            <w:proofErr w:type="spellStart"/>
             <w:r>
               <w:rPr>
                 <w:szCs w:val="28"/>
               </w:rPr>
-              <w:t>Жангиров</w:t>
-            </w:r>
-            <w:proofErr w:type="spellEnd"/>
-            <w:r>
-              <w:rPr>
-                <w:szCs w:val="28"/>
-              </w:rPr>
-              <w:t xml:space="preserve"> Т.Р.</w:t>
+              <w:t>Жангиров Т.Р.</w:t>
             </w:r>
           </w:p>
         </w:tc>
@@ -647,25 +619,7 @@
           <w:sz w:val="28"/>
           <w:lang w:val="ru-RU"/>
         </w:rPr>
-        <w:t xml:space="preserve">Реализовать алгоритм </w:t>
-      </w:r>
-      <w:proofErr w:type="spellStart"/>
-      <w:r>
-        <w:rPr>
-          <w:rFonts w:ascii="Times New Roman" w:hAnsi="Times New Roman"/>
-          <w:sz w:val="28"/>
-          <w:lang w:val="ru-RU"/>
-        </w:rPr>
-        <w:t>Ахо-Корасик</w:t>
-      </w:r>
-      <w:proofErr w:type="spellEnd"/>
-      <w:r>
-        <w:rPr>
-          <w:rFonts w:ascii="Times New Roman" w:hAnsi="Times New Roman"/>
-          <w:sz w:val="28"/>
-          <w:lang w:val="ru-RU"/>
-        </w:rPr>
-        <w:t xml:space="preserve"> для множественного точного поиска набора образцов в тексте.</w:t>
+        <w:t>Реализовать алгоритм Ахо-Корасик для множественного точного поиска набора образцов в тексте.</w:t>
       </w:r>
     </w:p>
     <w:p>
@@ -683,25 +637,7 @@
           <w:sz w:val="28"/>
           <w:lang w:val="ru-RU"/>
         </w:rPr>
-        <w:t>Вариант 4. Реализовать режим поиска, при котором все найденные образцы не пересекаются в строке поиска (</w:t>
-      </w:r>
-      <w:proofErr w:type="gramStart"/>
-      <w:r>
-        <w:rPr>
-          <w:rFonts w:ascii="Times New Roman" w:hAnsi="Times New Roman"/>
-          <w:sz w:val="28"/>
-          <w:lang w:val="ru-RU"/>
-        </w:rPr>
-        <w:t>т.е.</w:t>
-      </w:r>
-      <w:proofErr w:type="gramEnd"/>
-      <w:r>
-        <w:rPr>
-          <w:rFonts w:ascii="Times New Roman" w:hAnsi="Times New Roman"/>
-          <w:sz w:val="28"/>
-          <w:lang w:val="ru-RU"/>
-        </w:rPr>
-        <w:t xml:space="preserve"> некоторые вхождения не будут найдены; решение задачи неоднозначно).</w:t>
+        <w:t>Вариант 4. Реализовать режим поиска, при котором все найденные образцы не пересекаются в строке поиска (т.е. некоторые вхождения не будут найдены; решение задачи неоднозначно).</w:t>
       </w:r>
     </w:p>
     <w:p>
@@ -739,19 +675,8 @@
           <w:sz w:val="28"/>
           <w:lang w:val="ru-RU"/>
         </w:rPr>
-        <w:t xml:space="preserve">Алгоритм </w:t>
-      </w:r>
-      <w:proofErr w:type="spellStart"/>
-      <w:r>
-        <w:rPr>
-          <w:rFonts w:ascii="Times New Roman" w:hAnsi="Times New Roman"/>
-          <w:b/>
-          <w:sz w:val="28"/>
-          <w:lang w:val="ru-RU"/>
-        </w:rPr>
-        <w:t>Ахо-Корасик</w:t>
-      </w:r>
-      <w:proofErr w:type="spellEnd"/>
+        <w:t>Алгоритм Ахо-Корасик</w:t>
+      </w:r>
     </w:p>
     <w:p>
       <w:pPr>
@@ -768,25 +693,7 @@
           <w:sz w:val="28"/>
           <w:lang w:val="ru-RU"/>
         </w:rPr>
-        <w:t xml:space="preserve">Основная идея: алгоритм </w:t>
-      </w:r>
-      <w:proofErr w:type="spellStart"/>
-      <w:r>
-        <w:rPr>
-          <w:rFonts w:ascii="Times New Roman" w:hAnsi="Times New Roman"/>
-          <w:sz w:val="28"/>
-          <w:lang w:val="ru-RU"/>
-        </w:rPr>
-        <w:t>Ахо-Корасик</w:t>
-      </w:r>
-      <w:proofErr w:type="spellEnd"/>
-      <w:r>
-        <w:rPr>
-          <w:rFonts w:ascii="Times New Roman" w:hAnsi="Times New Roman"/>
-          <w:sz w:val="28"/>
-          <w:lang w:val="ru-RU"/>
-        </w:rPr>
-        <w:t xml:space="preserve"> позволяет найти все вхождения множества строк-образцов в текст за линейное время </w:t>
+        <w:t xml:space="preserve">Основная идея: алгоритм Ахо-Корасик позволяет найти все вхождения множества строк-образцов в текст за линейное время </w:t>
       </w:r>
       <w:r>
         <w:rPr>
@@ -846,25 +753,7 @@
           <w:sz w:val="28"/>
           <w:lang w:val="ru-RU"/>
         </w:rPr>
-        <w:t xml:space="preserve">|). Алгоритм состоит из трёх этапов: построение бора, построение </w:t>
-      </w:r>
-      <w:proofErr w:type="spellStart"/>
-      <w:r>
-        <w:rPr>
-          <w:rFonts w:ascii="Times New Roman" w:hAnsi="Times New Roman"/>
-          <w:sz w:val="28"/>
-          <w:lang w:val="ru-RU"/>
-        </w:rPr>
-        <w:t>суффиксных</w:t>
-      </w:r>
-      <w:proofErr w:type="spellEnd"/>
-      <w:r>
-        <w:rPr>
-          <w:rFonts w:ascii="Times New Roman" w:hAnsi="Times New Roman"/>
-          <w:sz w:val="28"/>
-          <w:lang w:val="ru-RU"/>
-        </w:rPr>
-        <w:t xml:space="preserve"> и конечных ссылок, поиск в тексте.</w:t>
+        <w:t>|). Алгоритм состоит из трёх этапов: построение бора, построение суффиксных и конечных ссылок, поиск в тексте.</w:t>
       </w:r>
     </w:p>
     <w:p>
@@ -990,27 +879,7 @@
           <w:sz w:val="28"/>
           <w:lang w:val="ru-RU"/>
         </w:rPr>
-        <w:t xml:space="preserve">}. Каждая вершина хранит пять переходов (по числу символов алфавита). При добавлении образца символы переводятся в индексы </w:t>
-      </w:r>
-      <w:proofErr w:type="gramStart"/>
-      <w:r>
-        <w:rPr>
-          <w:rFonts w:ascii="Times New Roman" w:hAnsi="Times New Roman"/>
-          <w:iCs/>
-          <w:sz w:val="28"/>
-          <w:lang w:val="ru-RU"/>
-        </w:rPr>
-        <w:t>0..</w:t>
-      </w:r>
-      <w:proofErr w:type="gramEnd"/>
-      <w:r>
-        <w:rPr>
-          <w:rFonts w:ascii="Times New Roman" w:hAnsi="Times New Roman"/>
-          <w:iCs/>
-          <w:sz w:val="28"/>
-          <w:lang w:val="ru-RU"/>
-        </w:rPr>
-        <w:t>4, и для отсутствующих переходов создаются новые вершины. Вершина, в которой заканчивается образец, отмечается как терминальная с указанием его номера.</w:t>
+        <w:t>}. Каждая вершина хранит пять переходов (по числу символов алфавита). При добавлении образца символы переводятся в индексы 0..4, и для отсутствующих переходов создаются новые вершины. Вершина, в которой заканчивается образец, отмечается как терминальная с указанием его номера.</w:t>
       </w:r>
     </w:p>
     <w:p>
@@ -1031,29 +900,7 @@
           <w:sz w:val="28"/>
           <w:lang w:val="ru-RU"/>
         </w:rPr>
-        <w:t>Построение автомата (</w:t>
-      </w:r>
-      <w:proofErr w:type="spellStart"/>
-      <w:r>
-        <w:rPr>
-          <w:rFonts w:ascii="Times New Roman" w:hAnsi="Times New Roman"/>
-          <w:b/>
-          <w:iCs/>
-          <w:sz w:val="28"/>
-          <w:lang w:val="ru-RU"/>
-        </w:rPr>
-        <w:t>суффиксные</w:t>
-      </w:r>
-      <w:proofErr w:type="spellEnd"/>
-      <w:r>
-        <w:rPr>
-          <w:rFonts w:ascii="Times New Roman" w:hAnsi="Times New Roman"/>
-          <w:b/>
-          <w:iCs/>
-          <w:sz w:val="28"/>
-          <w:lang w:val="ru-RU"/>
-        </w:rPr>
-        <w:t xml:space="preserve"> и конечные ссылки):</w:t>
+        <w:t>Построение автомата (суффиксные и конечные ссылки):</w:t>
       </w:r>
     </w:p>
     <w:p>
@@ -1071,25 +918,7 @@
           <w:sz w:val="28"/>
           <w:lang w:val="ru-RU"/>
         </w:rPr>
-        <w:t xml:space="preserve">Для каждой вершины вычисляется </w:t>
-      </w:r>
-      <w:proofErr w:type="spellStart"/>
-      <w:r>
-        <w:rPr>
-          <w:rFonts w:ascii="Times New Roman" w:hAnsi="Times New Roman"/>
-          <w:sz w:val="28"/>
-          <w:lang w:val="ru-RU"/>
-        </w:rPr>
-        <w:t>суффиксная</w:t>
-      </w:r>
-      <w:proofErr w:type="spellEnd"/>
-      <w:r>
-        <w:rPr>
-          <w:rFonts w:ascii="Times New Roman" w:hAnsi="Times New Roman"/>
-          <w:sz w:val="28"/>
-          <w:lang w:val="ru-RU"/>
-        </w:rPr>
-        <w:t xml:space="preserve"> ссылка </w:t>
+        <w:t xml:space="preserve">Для каждой вершины вычисляется суффиксная ссылка </w:t>
       </w:r>
       <w:r>
         <w:rPr>
@@ -1120,61 +949,7 @@
           <w:sz w:val="28"/>
           <w:lang w:val="ru-RU"/>
         </w:rPr>
-        <w:t xml:space="preserve">) от корня. Конечная ссылка (сжатая </w:t>
-      </w:r>
-      <w:proofErr w:type="spellStart"/>
-      <w:r>
-        <w:rPr>
-          <w:rFonts w:ascii="Times New Roman" w:hAnsi="Times New Roman"/>
-          <w:sz w:val="28"/>
-          <w:lang w:val="ru-RU"/>
-        </w:rPr>
-        <w:t>суффиксная</w:t>
-      </w:r>
-      <w:proofErr w:type="spellEnd"/>
-      <w:r>
-        <w:rPr>
-          <w:rFonts w:ascii="Times New Roman" w:hAnsi="Times New Roman"/>
-          <w:sz w:val="28"/>
-          <w:lang w:val="ru-RU"/>
-        </w:rPr>
-        <w:t xml:space="preserve"> ссылка) указывает на ближайшую терминальную вершину, достижимую по </w:t>
-      </w:r>
-      <w:proofErr w:type="spellStart"/>
-      <w:r>
-        <w:rPr>
-          <w:rFonts w:ascii="Times New Roman" w:hAnsi="Times New Roman"/>
-          <w:sz w:val="28"/>
-          <w:lang w:val="ru-RU"/>
-        </w:rPr>
-        <w:t>суффиксным</w:t>
-      </w:r>
-      <w:proofErr w:type="spellEnd"/>
-      <w:r>
-        <w:rPr>
-          <w:rFonts w:ascii="Times New Roman" w:hAnsi="Times New Roman"/>
-          <w:sz w:val="28"/>
-          <w:lang w:val="ru-RU"/>
-        </w:rPr>
-        <w:t xml:space="preserve"> ссылкам. Одновременно с этим недостающие переходы вершины достраиваются по переходам её </w:t>
-      </w:r>
-      <w:proofErr w:type="spellStart"/>
-      <w:r>
-        <w:rPr>
-          <w:rFonts w:ascii="Times New Roman" w:hAnsi="Times New Roman"/>
-          <w:sz w:val="28"/>
-          <w:lang w:val="ru-RU"/>
-        </w:rPr>
-        <w:t>суффиксной</w:t>
-      </w:r>
-      <w:proofErr w:type="spellEnd"/>
-      <w:r>
-        <w:rPr>
-          <w:rFonts w:ascii="Times New Roman" w:hAnsi="Times New Roman"/>
-          <w:sz w:val="28"/>
-          <w:lang w:val="ru-RU"/>
-        </w:rPr>
-        <w:t xml:space="preserve"> ссылки, поэтому </w:t>
+        <w:t xml:space="preserve">) от корня. Конечная ссылка (сжатая суффиксная ссылка) указывает на ближайшую терминальную вершину, достижимую по суффиксным ссылкам. Одновременно с этим недостающие переходы вершины достраиваются по переходам её суффиксной ссылки, поэтому </w:t>
       </w:r>
       <w:r>
         <w:rPr>
@@ -1549,29 +1324,8 @@
           <w:sz w:val="28"/>
           <w:lang w:val="ru-RU"/>
         </w:rPr>
-        <w:t xml:space="preserve">- построение </w:t>
-      </w:r>
-      <w:proofErr w:type="spellStart"/>
-      <w:r>
-        <w:rPr>
-          <w:rFonts w:ascii="Times New Roman" w:hAnsi="Times New Roman"/>
-          <w:iCs/>
-          <w:sz w:val="28"/>
-          <w:lang w:val="ru-RU"/>
-        </w:rPr>
-        <w:t>суффиксных</w:t>
-      </w:r>
-      <w:proofErr w:type="spellEnd"/>
-      <w:r>
-        <w:rPr>
-          <w:rFonts w:ascii="Times New Roman" w:hAnsi="Times New Roman"/>
-          <w:iCs/>
-          <w:sz w:val="28"/>
-          <w:lang w:val="ru-RU"/>
-        </w:rPr>
-        <w:t xml:space="preserve"> и конечных ссылок: </w:t>
-      </w:r>
-      <w:proofErr w:type="gramStart"/>
+        <w:t xml:space="preserve">- построение суффиксных и конечных ссылок: </w:t>
+      </w:r>
       <w:r>
         <w:rPr>
           <w:rFonts w:ascii="Times New Roman" w:hAnsi="Times New Roman"/>
@@ -1589,7 +1343,6 @@
         </w:rPr>
         <w:t>(</w:t>
       </w:r>
-      <w:proofErr w:type="gramEnd"/>
       <w:r>
         <w:rPr>
           <w:rFonts w:ascii="Times New Roman" w:hAnsi="Times New Roman"/>
@@ -1675,7 +1428,6 @@
         </w:rPr>
         <w:t xml:space="preserve">- поиск в тексте: </w:t>
       </w:r>
-      <w:proofErr w:type="gramStart"/>
       <w:r>
         <w:rPr>
           <w:rFonts w:ascii="Times New Roman" w:hAnsi="Times New Roman"/>
@@ -1691,17 +1443,7 @@
           <w:sz w:val="28"/>
           <w:lang w:val="ru-RU"/>
         </w:rPr>
-        <w:t>(</w:t>
-      </w:r>
-      <w:proofErr w:type="gramEnd"/>
-      <w:r>
-        <w:rPr>
-          <w:rFonts w:ascii="Times New Roman" w:hAnsi="Times New Roman"/>
-          <w:iCs/>
-          <w:sz w:val="28"/>
-          <w:lang w:val="ru-RU"/>
-        </w:rPr>
-        <w:t>|</w:t>
+        <w:t>(|</w:t>
       </w:r>
       <w:r>
         <w:rPr>
@@ -1789,7 +1531,6 @@
         <w:lastRenderedPageBreak/>
         <w:t xml:space="preserve">- удаление пересечений: </w:t>
       </w:r>
-      <w:proofErr w:type="gramStart"/>
       <w:r>
         <w:rPr>
           <w:rFonts w:ascii="Times New Roman" w:hAnsi="Times New Roman"/>
@@ -1807,7 +1548,6 @@
         </w:rPr>
         <w:t>(</w:t>
       </w:r>
-      <w:proofErr w:type="gramEnd"/>
       <w:r>
         <w:rPr>
           <w:rFonts w:ascii="Times New Roman" w:hAnsi="Times New Roman"/>
@@ -1912,7 +1652,6 @@
         </w:rPr>
         <w:t xml:space="preserve">Общая сложность: </w:t>
       </w:r>
-      <w:proofErr w:type="gramStart"/>
       <w:r>
         <w:rPr>
           <w:rFonts w:ascii="Times New Roman" w:hAnsi="Times New Roman"/>
@@ -1930,7 +1669,6 @@
         </w:rPr>
         <w:t>(</w:t>
       </w:r>
-      <w:proofErr w:type="gramEnd"/>
       <w:r>
         <w:rPr>
           <w:rFonts w:ascii="Times New Roman" w:hAnsi="Times New Roman"/>
@@ -2085,7 +1823,6 @@
         </w:rPr>
         <w:t xml:space="preserve"> = </w:t>
       </w:r>
-      <w:proofErr w:type="gramStart"/>
       <w:r>
         <w:rPr>
           <w:rFonts w:ascii="Times New Roman" w:hAnsi="Times New Roman"/>
@@ -2101,17 +1838,7 @@
           <w:sz w:val="28"/>
           <w:lang w:val="ru-RU"/>
         </w:rPr>
-        <w:t>(</w:t>
-      </w:r>
-      <w:proofErr w:type="gramEnd"/>
-      <w:r>
-        <w:rPr>
-          <w:rFonts w:ascii="Times New Roman" w:hAnsi="Times New Roman"/>
-          <w:iCs/>
-          <w:sz w:val="28"/>
-          <w:lang w:val="ru-RU"/>
-        </w:rPr>
-        <w:t>|</w:t>
+        <w:t>(|</w:t>
       </w:r>
       <w:r>
         <w:rPr>
@@ -2182,7 +1909,6 @@
         </w:rPr>
         <w:t xml:space="preserve">Сложность по памяти: </w:t>
       </w:r>
-      <w:proofErr w:type="gramStart"/>
       <w:r>
         <w:rPr>
           <w:rFonts w:ascii="Times New Roman" w:hAnsi="Times New Roman"/>
@@ -2198,7 +1924,6 @@
         </w:rPr>
         <w:t>(</w:t>
       </w:r>
-      <w:proofErr w:type="gramEnd"/>
       <w:r>
         <w:rPr>
           <w:rFonts w:ascii="Times New Roman" w:hAnsi="Times New Roman"/>
@@ -2265,7 +1990,7 @@
           <w:rFonts w:ascii="Times New Roman" w:hAnsi="Times New Roman"/>
           <w:sz w:val="28"/>
         </w:rPr>
-        <w:t>Z</w:t>
+        <w:t>T</w:t>
       </w:r>
       <w:r>
         <w:rPr>
@@ -2358,6 +2083,9 @@
         <w:spacing w:line="360" w:lineRule="auto"/>
         <w:ind w:firstLine="709"/>
         <w:jc w:val="both"/>
+        <w:rPr>
+          <w:lang w:val="ru-RU"/>
+        </w:rPr>
       </w:pPr>
       <w:r>
         <w:rPr>
@@ -2367,7 +2095,6 @@
         </w:rPr>
         <w:t xml:space="preserve">Структура данных для хранения автомата: для каждой вершины используется массив переходов фиксированного размера 5. Такой выбор обусловлен малым размером алфавита и даёт доступ к переходу за </w:t>
       </w:r>
-      <w:proofErr w:type="gramStart"/>
       <w:r>
         <w:rPr>
           <w:rFonts w:ascii="Times New Roman" w:hAnsi="Times New Roman"/>
@@ -2381,16 +2108,7 @@
           <w:sz w:val="28"/>
           <w:lang w:val="ru-RU"/>
         </w:rPr>
-        <w:t>(</w:t>
-      </w:r>
-      <w:proofErr w:type="gramEnd"/>
-      <w:r>
-        <w:rPr>
-          <w:rFonts w:ascii="Times New Roman" w:hAnsi="Times New Roman"/>
-          <w:sz w:val="28"/>
-          <w:lang w:val="ru-RU"/>
-        </w:rPr>
-        <w:t>1)</w:t>
+        <w:t>(1)</w:t>
       </w:r>
       <w:r>
         <w:rPr>
@@ -2443,31 +2161,13 @@
                 <w:lang w:val="en-US" w:eastAsia="ru-RU"/>
               </w:rPr>
             </w:pPr>
-            <w:proofErr w:type="spellStart"/>
             <w:r>
               <w:rPr>
                 <w:szCs w:val="28"/>
                 <w:lang w:val="en-US" w:eastAsia="ru-RU"/>
               </w:rPr>
-              <w:t>Входные</w:t>
+              <w:t>Входные данные</w:t>
             </w:r>
-            <w:proofErr w:type="spellEnd"/>
-            <w:r>
-              <w:rPr>
-                <w:szCs w:val="28"/>
-                <w:lang w:val="en-US" w:eastAsia="ru-RU"/>
-              </w:rPr>
-              <w:t xml:space="preserve"> </w:t>
-            </w:r>
-            <w:proofErr w:type="spellStart"/>
-            <w:r>
-              <w:rPr>
-                <w:szCs w:val="28"/>
-                <w:lang w:val="en-US" w:eastAsia="ru-RU"/>
-              </w:rPr>
-              <w:t>данные</w:t>
-            </w:r>
-            <w:proofErr w:type="spellEnd"/>
           </w:p>
         </w:tc>
         <w:tc>
@@ -2485,7 +2185,6 @@
                 <w:lang w:val="en-US" w:eastAsia="ru-RU"/>
               </w:rPr>
             </w:pPr>
-            <w:proofErr w:type="spellStart"/>
             <w:r>
               <w:rPr>
                 <w:szCs w:val="28"/>
@@ -2493,7 +2192,6 @@
               </w:rPr>
               <w:t>Вывод</w:t>
             </w:r>
-            <w:proofErr w:type="spellEnd"/>
           </w:p>
         </w:tc>
       </w:tr>
@@ -3147,43 +2845,7 @@
           <w:sz w:val="28"/>
           <w:lang w:val="ru-RU"/>
         </w:rPr>
-        <w:t xml:space="preserve">В ходе лабораторной работы реализован алгоритм </w:t>
-      </w:r>
-      <w:proofErr w:type="spellStart"/>
-      <w:r>
-        <w:rPr>
-          <w:rFonts w:ascii="Times New Roman" w:hAnsi="Times New Roman"/>
-          <w:sz w:val="28"/>
-          <w:lang w:val="ru-RU"/>
-        </w:rPr>
-        <w:t>Ахо-Корасик</w:t>
-      </w:r>
-      <w:proofErr w:type="spellEnd"/>
-      <w:r>
-        <w:rPr>
-          <w:rFonts w:ascii="Times New Roman" w:hAnsi="Times New Roman"/>
-          <w:sz w:val="28"/>
-          <w:lang w:val="ru-RU"/>
-        </w:rPr>
-        <w:t xml:space="preserve"> для множественного поиска образцов в тексте. Алгоритм строит бор по образцам, достраивает его до конечного автомата с помощью </w:t>
-      </w:r>
-      <w:proofErr w:type="spellStart"/>
-      <w:r>
-        <w:rPr>
-          <w:rFonts w:ascii="Times New Roman" w:hAnsi="Times New Roman"/>
-          <w:sz w:val="28"/>
-          <w:lang w:val="ru-RU"/>
-        </w:rPr>
-        <w:t>суффиксных</w:t>
-      </w:r>
-      <w:proofErr w:type="spellEnd"/>
-      <w:r>
-        <w:rPr>
-          <w:rFonts w:ascii="Times New Roman" w:hAnsi="Times New Roman"/>
-          <w:sz w:val="28"/>
-          <w:lang w:val="ru-RU"/>
-        </w:rPr>
-        <w:t xml:space="preserve"> и конечных ссылок и находит все вхождения образцов за один проход по тексту.</w:t>
+        <w:t>В ходе лабораторной работы реализован алгоритм Ахо-Корасик для множественного поиска образцов в тексте. Алгоритм строит бор по образцам, достраивает его до конечного автомата с помощью суффиксных и конечных ссылок и находит все вхождения образцов за один проход по тексту.</w:t>
       </w:r>
     </w:p>
     <w:p>

--- a/lb5/Pimakhin_Roman_lb5.docx
+++ b/lb5/Pimakhin_Roman_lb5.docx
@@ -83,7 +83,27 @@
           <w:szCs w:val="28"/>
           <w:lang w:eastAsia="ru-RU" w:bidi="ar-SA"/>
         </w:rPr>
-        <w:t>«ЛЭТИ» им. В.И. Ульянова (Ленина)</w:t>
+        <w:t xml:space="preserve">«ЛЭТИ» им. </w:t>
+      </w:r>
+      <w:proofErr w:type="gramStart"/>
+      <w:r>
+        <w:rPr>
+          <w:b/>
+          <w:caps/>
+          <w:szCs w:val="28"/>
+          <w:lang w:eastAsia="ru-RU" w:bidi="ar-SA"/>
+        </w:rPr>
+        <w:t>В.И.</w:t>
+      </w:r>
+      <w:proofErr w:type="gramEnd"/>
+      <w:r>
+        <w:rPr>
+          <w:b/>
+          <w:caps/>
+          <w:szCs w:val="28"/>
+          <w:lang w:eastAsia="ru-RU" w:bidi="ar-SA"/>
+        </w:rPr>
+        <w:t xml:space="preserve"> Ульянова (Ленина)</w:t>
       </w:r>
     </w:p>
     <w:p>
@@ -503,11 +523,19 @@
                 <w:szCs w:val="28"/>
               </w:rPr>
             </w:pPr>
+            <w:proofErr w:type="spellStart"/>
             <w:r>
               <w:rPr>
                 <w:szCs w:val="28"/>
               </w:rPr>
-              <w:t>Жангиров Т.Р.</w:t>
+              <w:t>Жангиров</w:t>
+            </w:r>
+            <w:proofErr w:type="spellEnd"/>
+            <w:r>
+              <w:rPr>
+                <w:szCs w:val="28"/>
+              </w:rPr>
+              <w:t xml:space="preserve"> Т.Р.</w:t>
             </w:r>
           </w:p>
         </w:tc>
@@ -619,7 +647,25 @@
           <w:sz w:val="28"/>
           <w:lang w:val="ru-RU"/>
         </w:rPr>
-        <w:t>Реализовать алгоритм Ахо-Корасик для множественного точного поиска набора образцов в тексте.</w:t>
+        <w:t xml:space="preserve">Реализовать алгоритм </w:t>
+      </w:r>
+      <w:proofErr w:type="spellStart"/>
+      <w:r>
+        <w:rPr>
+          <w:rFonts w:ascii="Times New Roman" w:hAnsi="Times New Roman"/>
+          <w:sz w:val="28"/>
+          <w:lang w:val="ru-RU"/>
+        </w:rPr>
+        <w:t>Ахо-Корасик</w:t>
+      </w:r>
+      <w:proofErr w:type="spellEnd"/>
+      <w:r>
+        <w:rPr>
+          <w:rFonts w:ascii="Times New Roman" w:hAnsi="Times New Roman"/>
+          <w:sz w:val="28"/>
+          <w:lang w:val="ru-RU"/>
+        </w:rPr>
+        <w:t xml:space="preserve"> для множественного точного поиска набора образцов в тексте.</w:t>
       </w:r>
     </w:p>
     <w:p>
@@ -637,7 +683,25 @@
           <w:sz w:val="28"/>
           <w:lang w:val="ru-RU"/>
         </w:rPr>
-        <w:t>Вариант 4. Реализовать режим поиска, при котором все найденные образцы не пересекаются в строке поиска (т.е. некоторые вхождения не будут найдены; решение задачи неоднозначно).</w:t>
+        <w:t>Вариант 4. Реализовать режим поиска, при котором все найденные образцы не пересекаются в строке поиска (</w:t>
+      </w:r>
+      <w:proofErr w:type="gramStart"/>
+      <w:r>
+        <w:rPr>
+          <w:rFonts w:ascii="Times New Roman" w:hAnsi="Times New Roman"/>
+          <w:sz w:val="28"/>
+          <w:lang w:val="ru-RU"/>
+        </w:rPr>
+        <w:t>т.е.</w:t>
+      </w:r>
+      <w:proofErr w:type="gramEnd"/>
+      <w:r>
+        <w:rPr>
+          <w:rFonts w:ascii="Times New Roman" w:hAnsi="Times New Roman"/>
+          <w:sz w:val="28"/>
+          <w:lang w:val="ru-RU"/>
+        </w:rPr>
+        <w:t xml:space="preserve"> некоторые вхождения не будут найдены; решение задачи неоднозначно).</w:t>
       </w:r>
     </w:p>
     <w:p>
@@ -675,8 +739,19 @@
           <w:sz w:val="28"/>
           <w:lang w:val="ru-RU"/>
         </w:rPr>
-        <w:t>Алгоритм Ахо-Корасик</w:t>
-      </w:r>
+        <w:t xml:space="preserve">Алгоритм </w:t>
+      </w:r>
+      <w:proofErr w:type="spellStart"/>
+      <w:r>
+        <w:rPr>
+          <w:rFonts w:ascii="Times New Roman" w:hAnsi="Times New Roman"/>
+          <w:b/>
+          <w:sz w:val="28"/>
+          <w:lang w:val="ru-RU"/>
+        </w:rPr>
+        <w:t>Ахо-Корасик</w:t>
+      </w:r>
+      <w:proofErr w:type="spellEnd"/>
     </w:p>
     <w:p>
       <w:pPr>
@@ -693,7 +768,25 @@
           <w:sz w:val="28"/>
           <w:lang w:val="ru-RU"/>
         </w:rPr>
-        <w:t xml:space="preserve">Основная идея: алгоритм Ахо-Корасик позволяет найти все вхождения множества строк-образцов в текст за линейное время </w:t>
+        <w:t xml:space="preserve">Основная идея: алгоритм </w:t>
+      </w:r>
+      <w:proofErr w:type="spellStart"/>
+      <w:r>
+        <w:rPr>
+          <w:rFonts w:ascii="Times New Roman" w:hAnsi="Times New Roman"/>
+          <w:sz w:val="28"/>
+          <w:lang w:val="ru-RU"/>
+        </w:rPr>
+        <w:t>Ахо-Корасик</w:t>
+      </w:r>
+      <w:proofErr w:type="spellEnd"/>
+      <w:r>
+        <w:rPr>
+          <w:rFonts w:ascii="Times New Roman" w:hAnsi="Times New Roman"/>
+          <w:sz w:val="28"/>
+          <w:lang w:val="ru-RU"/>
+        </w:rPr>
+        <w:t xml:space="preserve"> позволяет найти все вхождения множества строк-образцов в текст за линейное время </w:t>
       </w:r>
       <w:r>
         <w:rPr>
@@ -753,7 +846,25 @@
           <w:sz w:val="28"/>
           <w:lang w:val="ru-RU"/>
         </w:rPr>
-        <w:t>|). Алгоритм состоит из трёх этапов: построение бора, построение суффиксных и конечных ссылок, поиск в тексте.</w:t>
+        <w:t xml:space="preserve">|). Алгоритм состоит из трёх этапов: построение бора, построение </w:t>
+      </w:r>
+      <w:proofErr w:type="spellStart"/>
+      <w:r>
+        <w:rPr>
+          <w:rFonts w:ascii="Times New Roman" w:hAnsi="Times New Roman"/>
+          <w:sz w:val="28"/>
+          <w:lang w:val="ru-RU"/>
+        </w:rPr>
+        <w:t>суффиксных</w:t>
+      </w:r>
+      <w:proofErr w:type="spellEnd"/>
+      <w:r>
+        <w:rPr>
+          <w:rFonts w:ascii="Times New Roman" w:hAnsi="Times New Roman"/>
+          <w:sz w:val="28"/>
+          <w:lang w:val="ru-RU"/>
+        </w:rPr>
+        <w:t xml:space="preserve"> и конечных ссылок, поиск в тексте.</w:t>
       </w:r>
     </w:p>
     <w:p>
@@ -879,7 +990,27 @@
           <w:sz w:val="28"/>
           <w:lang w:val="ru-RU"/>
         </w:rPr>
-        <w:t>}. Каждая вершина хранит пять переходов (по числу символов алфавита). При добавлении образца символы переводятся в индексы 0..4, и для отсутствующих переходов создаются новые вершины. Вершина, в которой заканчивается образец, отмечается как терминальная с указанием его номера.</w:t>
+        <w:t xml:space="preserve">}. Каждая вершина хранит пять переходов (по числу символов алфавита). При добавлении образца символы переводятся в индексы </w:t>
+      </w:r>
+      <w:proofErr w:type="gramStart"/>
+      <w:r>
+        <w:rPr>
+          <w:rFonts w:ascii="Times New Roman" w:hAnsi="Times New Roman"/>
+          <w:iCs/>
+          <w:sz w:val="28"/>
+          <w:lang w:val="ru-RU"/>
+        </w:rPr>
+        <w:t>0..</w:t>
+      </w:r>
+      <w:proofErr w:type="gramEnd"/>
+      <w:r>
+        <w:rPr>
+          <w:rFonts w:ascii="Times New Roman" w:hAnsi="Times New Roman"/>
+          <w:iCs/>
+          <w:sz w:val="28"/>
+          <w:lang w:val="ru-RU"/>
+        </w:rPr>
+        <w:t>4, и для отсутствующих переходов создаются новые вершины. Вершина, в которой заканчивается образец, отмечается как терминальная с указанием его номера.</w:t>
       </w:r>
     </w:p>
     <w:p>
@@ -900,7 +1031,29 @@
           <w:sz w:val="28"/>
           <w:lang w:val="ru-RU"/>
         </w:rPr>
-        <w:t>Построение автомата (суффиксные и конечные ссылки):</w:t>
+        <w:t>Построение автомата (</w:t>
+      </w:r>
+      <w:proofErr w:type="spellStart"/>
+      <w:r>
+        <w:rPr>
+          <w:rFonts w:ascii="Times New Roman" w:hAnsi="Times New Roman"/>
+          <w:b/>
+          <w:iCs/>
+          <w:sz w:val="28"/>
+          <w:lang w:val="ru-RU"/>
+        </w:rPr>
+        <w:t>суффиксные</w:t>
+      </w:r>
+      <w:proofErr w:type="spellEnd"/>
+      <w:r>
+        <w:rPr>
+          <w:rFonts w:ascii="Times New Roman" w:hAnsi="Times New Roman"/>
+          <w:b/>
+          <w:iCs/>
+          <w:sz w:val="28"/>
+          <w:lang w:val="ru-RU"/>
+        </w:rPr>
+        <w:t xml:space="preserve"> и конечные ссылки):</w:t>
       </w:r>
     </w:p>
     <w:p>
@@ -918,7 +1071,25 @@
           <w:sz w:val="28"/>
           <w:lang w:val="ru-RU"/>
         </w:rPr>
-        <w:t xml:space="preserve">Для каждой вершины вычисляется суффиксная ссылка </w:t>
+        <w:t xml:space="preserve">Для каждой вершины вычисляется </w:t>
+      </w:r>
+      <w:proofErr w:type="spellStart"/>
+      <w:r>
+        <w:rPr>
+          <w:rFonts w:ascii="Times New Roman" w:hAnsi="Times New Roman"/>
+          <w:sz w:val="28"/>
+          <w:lang w:val="ru-RU"/>
+        </w:rPr>
+        <w:t>суффиксная</w:t>
+      </w:r>
+      <w:proofErr w:type="spellEnd"/>
+      <w:r>
+        <w:rPr>
+          <w:rFonts w:ascii="Times New Roman" w:hAnsi="Times New Roman"/>
+          <w:sz w:val="28"/>
+          <w:lang w:val="ru-RU"/>
+        </w:rPr>
+        <w:t xml:space="preserve"> ссылка </w:t>
       </w:r>
       <w:r>
         <w:rPr>
@@ -949,16 +1120,61 @@
           <w:sz w:val="28"/>
           <w:lang w:val="ru-RU"/>
         </w:rPr>
-        <w:t xml:space="preserve">) от корня. Конечная ссылка (сжатая суффиксная ссылка) указывает на ближайшую терминальную вершину, достижимую по суффиксным ссылкам. Одновременно с этим недостающие переходы вершины достраиваются по переходам её суффиксной ссылки, поэтому </w:t>
-      </w:r>
-      <w:r>
-        <w:rPr>
-          <w:rFonts w:ascii="Times New Roman" w:hAnsi="Times New Roman"/>
-          <w:sz w:val="28"/>
-          <w:lang w:val="ru-RU"/>
-        </w:rPr>
-        <w:lastRenderedPageBreak/>
-        <w:t>итоговый автомат имеет определённый переход по любому символу из любой вершины.</w:t>
+        <w:t xml:space="preserve">) от корня. Конечная ссылка (сжатая </w:t>
+      </w:r>
+      <w:proofErr w:type="spellStart"/>
+      <w:r>
+        <w:rPr>
+          <w:rFonts w:ascii="Times New Roman" w:hAnsi="Times New Roman"/>
+          <w:sz w:val="28"/>
+          <w:lang w:val="ru-RU"/>
+        </w:rPr>
+        <w:t>суффиксная</w:t>
+      </w:r>
+      <w:proofErr w:type="spellEnd"/>
+      <w:r>
+        <w:rPr>
+          <w:rFonts w:ascii="Times New Roman" w:hAnsi="Times New Roman"/>
+          <w:sz w:val="28"/>
+          <w:lang w:val="ru-RU"/>
+        </w:rPr>
+        <w:t xml:space="preserve"> ссылка) указывает на ближайшую терминальную вершину, достижимую по </w:t>
+      </w:r>
+      <w:proofErr w:type="spellStart"/>
+      <w:r>
+        <w:rPr>
+          <w:rFonts w:ascii="Times New Roman" w:hAnsi="Times New Roman"/>
+          <w:sz w:val="28"/>
+          <w:lang w:val="ru-RU"/>
+        </w:rPr>
+        <w:t>суффиксным</w:t>
+      </w:r>
+      <w:proofErr w:type="spellEnd"/>
+      <w:r>
+        <w:rPr>
+          <w:rFonts w:ascii="Times New Roman" w:hAnsi="Times New Roman"/>
+          <w:sz w:val="28"/>
+          <w:lang w:val="ru-RU"/>
+        </w:rPr>
+        <w:t xml:space="preserve"> ссылкам. Одновременно с этим недостающие переходы вершины достраиваются по переходам её </w:t>
+      </w:r>
+      <w:proofErr w:type="spellStart"/>
+      <w:r>
+        <w:rPr>
+          <w:rFonts w:ascii="Times New Roman" w:hAnsi="Times New Roman"/>
+          <w:sz w:val="28"/>
+          <w:lang w:val="ru-RU"/>
+        </w:rPr>
+        <w:t>суффиксной</w:t>
+      </w:r>
+      <w:proofErr w:type="spellEnd"/>
+      <w:r>
+        <w:rPr>
+          <w:rFonts w:ascii="Times New Roman" w:hAnsi="Times New Roman"/>
+          <w:sz w:val="28"/>
+          <w:lang w:val="ru-RU"/>
+        </w:rPr>
+        <w:t xml:space="preserve"> ссылки, поэтому итоговый автомат имеет определённый переход по любому символу из любой вершины.</w:t>
       </w:r>
     </w:p>
     <w:p>
@@ -979,6 +1195,7 @@
           <w:sz w:val="28"/>
           <w:lang w:val="ru-RU"/>
         </w:rPr>
+        <w:lastRenderedPageBreak/>
         <w:t>Поиск в тексте:</w:t>
       </w:r>
     </w:p>
@@ -1324,8 +1541,29 @@
           <w:sz w:val="28"/>
           <w:lang w:val="ru-RU"/>
         </w:rPr>
-        <w:t xml:space="preserve">- построение суффиксных и конечных ссылок: </w:t>
-      </w:r>
+        <w:t xml:space="preserve">- построение </w:t>
+      </w:r>
+      <w:proofErr w:type="spellStart"/>
+      <w:r>
+        <w:rPr>
+          <w:rFonts w:ascii="Times New Roman" w:hAnsi="Times New Roman"/>
+          <w:iCs/>
+          <w:sz w:val="28"/>
+          <w:lang w:val="ru-RU"/>
+        </w:rPr>
+        <w:t>суффиксных</w:t>
+      </w:r>
+      <w:proofErr w:type="spellEnd"/>
+      <w:r>
+        <w:rPr>
+          <w:rFonts w:ascii="Times New Roman" w:hAnsi="Times New Roman"/>
+          <w:iCs/>
+          <w:sz w:val="28"/>
+          <w:lang w:val="ru-RU"/>
+        </w:rPr>
+        <w:t xml:space="preserve"> и конечных ссылок: </w:t>
+      </w:r>
+      <w:proofErr w:type="gramStart"/>
       <w:r>
         <w:rPr>
           <w:rFonts w:ascii="Times New Roman" w:hAnsi="Times New Roman"/>
@@ -1343,6 +1581,7 @@
         </w:rPr>
         <w:t>(</w:t>
       </w:r>
+      <w:proofErr w:type="gramEnd"/>
       <w:r>
         <w:rPr>
           <w:rFonts w:ascii="Times New Roman" w:hAnsi="Times New Roman"/>
@@ -1428,6 +1667,7 @@
         </w:rPr>
         <w:t xml:space="preserve">- поиск в тексте: </w:t>
       </w:r>
+      <w:proofErr w:type="gramStart"/>
       <w:r>
         <w:rPr>
           <w:rFonts w:ascii="Times New Roman" w:hAnsi="Times New Roman"/>
@@ -1443,7 +1683,17 @@
           <w:sz w:val="28"/>
           <w:lang w:val="ru-RU"/>
         </w:rPr>
-        <w:t>(|</w:t>
+        <w:t>(</w:t>
+      </w:r>
+      <w:proofErr w:type="gramEnd"/>
+      <w:r>
+        <w:rPr>
+          <w:rFonts w:ascii="Times New Roman" w:hAnsi="Times New Roman"/>
+          <w:iCs/>
+          <w:sz w:val="28"/>
+          <w:lang w:val="ru-RU"/>
+        </w:rPr>
+        <w:t>|</w:t>
       </w:r>
       <w:r>
         <w:rPr>
@@ -1528,9 +1778,9 @@
           <w:sz w:val="28"/>
           <w:lang w:val="ru-RU"/>
         </w:rPr>
-        <w:lastRenderedPageBreak/>
         <w:t xml:space="preserve">- удаление пересечений: </w:t>
       </w:r>
+      <w:proofErr w:type="gramStart"/>
       <w:r>
         <w:rPr>
           <w:rFonts w:ascii="Times New Roman" w:hAnsi="Times New Roman"/>
@@ -1548,6 +1798,7 @@
         </w:rPr>
         <w:t>(</w:t>
       </w:r>
+      <w:proofErr w:type="gramEnd"/>
       <w:r>
         <w:rPr>
           <w:rFonts w:ascii="Times New Roman" w:hAnsi="Times New Roman"/>
@@ -1652,6 +1903,7 @@
         </w:rPr>
         <w:t xml:space="preserve">Общая сложность: </w:t>
       </w:r>
+      <w:proofErr w:type="gramStart"/>
       <w:r>
         <w:rPr>
           <w:rFonts w:ascii="Times New Roman" w:hAnsi="Times New Roman"/>
@@ -1669,6 +1921,7 @@
         </w:rPr>
         <w:t>(</w:t>
       </w:r>
+      <w:proofErr w:type="gramEnd"/>
       <w:r>
         <w:rPr>
           <w:rFonts w:ascii="Times New Roman" w:hAnsi="Times New Roman"/>
@@ -1823,6 +2076,7 @@
         </w:rPr>
         <w:t xml:space="preserve"> = </w:t>
       </w:r>
+      <w:proofErr w:type="gramStart"/>
       <w:r>
         <w:rPr>
           <w:rFonts w:ascii="Times New Roman" w:hAnsi="Times New Roman"/>
@@ -1838,7 +2092,17 @@
           <w:sz w:val="28"/>
           <w:lang w:val="ru-RU"/>
         </w:rPr>
-        <w:t>(|</w:t>
+        <w:t>(</w:t>
+      </w:r>
+      <w:proofErr w:type="gramEnd"/>
+      <w:r>
+        <w:rPr>
+          <w:rFonts w:ascii="Times New Roman" w:hAnsi="Times New Roman"/>
+          <w:iCs/>
+          <w:sz w:val="28"/>
+          <w:lang w:val="ru-RU"/>
+        </w:rPr>
+        <w:t>|</w:t>
       </w:r>
       <w:r>
         <w:rPr>
@@ -1907,8 +2171,10 @@
           <w:sz w:val="28"/>
           <w:lang w:val="ru-RU"/>
         </w:rPr>
+        <w:lastRenderedPageBreak/>
         <w:t xml:space="preserve">Сложность по памяти: </w:t>
       </w:r>
+      <w:proofErr w:type="gramStart"/>
       <w:r>
         <w:rPr>
           <w:rFonts w:ascii="Times New Roman" w:hAnsi="Times New Roman"/>
@@ -1924,6 +2190,7 @@
         </w:rPr>
         <w:t>(</w:t>
       </w:r>
+      <w:proofErr w:type="gramEnd"/>
       <w:r>
         <w:rPr>
           <w:rFonts w:ascii="Times New Roman" w:hAnsi="Times New Roman"/>
@@ -2095,6 +2362,7 @@
         </w:rPr>
         <w:t xml:space="preserve">Структура данных для хранения автомата: для каждой вершины используется массив переходов фиксированного размера 5. Такой выбор обусловлен малым размером алфавита и даёт доступ к переходу за </w:t>
       </w:r>
+      <w:proofErr w:type="gramStart"/>
       <w:r>
         <w:rPr>
           <w:rFonts w:ascii="Times New Roman" w:hAnsi="Times New Roman"/>
@@ -2108,7 +2376,16 @@
           <w:sz w:val="28"/>
           <w:lang w:val="ru-RU"/>
         </w:rPr>
-        <w:t>(1)</w:t>
+        <w:t>(</w:t>
+      </w:r>
+      <w:proofErr w:type="gramEnd"/>
+      <w:r>
+        <w:rPr>
+          <w:rFonts w:ascii="Times New Roman" w:hAnsi="Times New Roman"/>
+          <w:sz w:val="28"/>
+          <w:lang w:val="ru-RU"/>
+        </w:rPr>
+        <w:t>1)</w:t>
       </w:r>
       <w:r>
         <w:rPr>
@@ -2137,7 +2414,7 @@
     </w:p>
     <w:tbl>
       <w:tblPr>
-        <w:tblStyle w:val="a8"/>
+        <w:tblStyle w:val="a9"/>
         <w:tblW w:w="0" w:type="auto"/>
         <w:tblLook w:val="04A0" w:firstRow="1" w:lastRow="0" w:firstColumn="1" w:lastColumn="0" w:noHBand="0" w:noVBand="1"/>
       </w:tblPr>
@@ -2161,13 +2438,31 @@
                 <w:lang w:val="en-US" w:eastAsia="ru-RU"/>
               </w:rPr>
             </w:pPr>
+            <w:proofErr w:type="spellStart"/>
             <w:r>
               <w:rPr>
                 <w:szCs w:val="28"/>
                 <w:lang w:val="en-US" w:eastAsia="ru-RU"/>
               </w:rPr>
-              <w:t>Входные данные</w:t>
+              <w:t>Входные</w:t>
             </w:r>
+            <w:proofErr w:type="spellEnd"/>
+            <w:r>
+              <w:rPr>
+                <w:szCs w:val="28"/>
+                <w:lang w:val="en-US" w:eastAsia="ru-RU"/>
+              </w:rPr>
+              <w:t xml:space="preserve"> </w:t>
+            </w:r>
+            <w:proofErr w:type="spellStart"/>
+            <w:r>
+              <w:rPr>
+                <w:szCs w:val="28"/>
+                <w:lang w:val="en-US" w:eastAsia="ru-RU"/>
+              </w:rPr>
+              <w:t>данные</w:t>
+            </w:r>
+            <w:proofErr w:type="spellEnd"/>
           </w:p>
         </w:tc>
         <w:tc>
@@ -2185,6 +2480,7 @@
                 <w:lang w:val="en-US" w:eastAsia="ru-RU"/>
               </w:rPr>
             </w:pPr>
+            <w:proofErr w:type="spellStart"/>
             <w:r>
               <w:rPr>
                 <w:szCs w:val="28"/>
@@ -2192,6 +2488,7 @@
               </w:rPr>
               <w:t>Вывод</w:t>
             </w:r>
+            <w:proofErr w:type="spellEnd"/>
           </w:p>
         </w:tc>
       </w:tr>
@@ -2783,7 +3080,6 @@
                 <w:szCs w:val="28"/>
                 <w:shd w:val="clear" w:color="auto" w:fill="FFFFFF"/>
               </w:rPr>
-              <w:lastRenderedPageBreak/>
               <w:t>BB</w:t>
             </w:r>
           </w:p>
@@ -2807,7 +3103,6 @@
                 <w:szCs w:val="28"/>
                 <w:lang w:val="en-US" w:eastAsia="ru-RU"/>
               </w:rPr>
-              <w:lastRenderedPageBreak/>
               <w:t>1 1</w:t>
             </w:r>
           </w:p>
@@ -2845,12 +3140,49 @@
           <w:sz w:val="28"/>
           <w:lang w:val="ru-RU"/>
         </w:rPr>
-        <w:t>В ходе лабораторной работы реализован алгоритм Ахо-Корасик для множественного поиска образцов в тексте. Алгоритм строит бор по образцам, достраивает его до конечного автомата с помощью суффиксных и конечных ссылок и находит все вхождения образцов за один проход по тексту.</w:t>
-      </w:r>
-    </w:p>
-    <w:p>
-      <w:pPr>
-        <w:pStyle w:val="a7"/>
+        <w:t xml:space="preserve">В ходе лабораторной работы реализован алгоритм </w:t>
+      </w:r>
+      <w:proofErr w:type="spellStart"/>
+      <w:r>
+        <w:rPr>
+          <w:rFonts w:ascii="Times New Roman" w:hAnsi="Times New Roman"/>
+          <w:sz w:val="28"/>
+          <w:lang w:val="ru-RU"/>
+        </w:rPr>
+        <w:t>Ахо-Корасик</w:t>
+      </w:r>
+      <w:proofErr w:type="spellEnd"/>
+      <w:r>
+        <w:rPr>
+          <w:rFonts w:ascii="Times New Roman" w:hAnsi="Times New Roman"/>
+          <w:sz w:val="28"/>
+          <w:lang w:val="ru-RU"/>
+        </w:rPr>
+        <w:t xml:space="preserve"> для множественного поиска образцов в тексте. Алгоритм строит бор по образцам, достраивает его до конечного автомата с помощью </w:t>
+      </w:r>
+      <w:proofErr w:type="spellStart"/>
+      <w:r>
+        <w:rPr>
+          <w:rFonts w:ascii="Times New Roman" w:hAnsi="Times New Roman"/>
+          <w:sz w:val="28"/>
+          <w:lang w:val="ru-RU"/>
+        </w:rPr>
+        <w:lastRenderedPageBreak/>
+        <w:t>суффиксных</w:t>
+      </w:r>
+      <w:proofErr w:type="spellEnd"/>
+      <w:r>
+        <w:rPr>
+          <w:rFonts w:ascii="Times New Roman" w:hAnsi="Times New Roman"/>
+          <w:sz w:val="28"/>
+          <w:lang w:val="ru-RU"/>
+        </w:rPr>
+        <w:t xml:space="preserve"> и конечных ссылок и находит все вхождения образцов за один проход по тексту.</w:t>
+      </w:r>
+    </w:p>
+    <w:p>
+      <w:pPr>
+        <w:pStyle w:val="a8"/>
         <w:spacing w:beforeAutospacing="0" w:afterAutospacing="0" w:line="360" w:lineRule="auto"/>
         <w:ind w:firstLine="708"/>
         <w:jc w:val="both"/>
@@ -2887,8 +3219,9 @@
     <w:sectPr>
       <w:footerReference w:type="default" r:id="rId8"/>
       <w:pgSz w:w="11906" w:h="16838"/>
-      <w:pgMar w:top="1440" w:right="1800" w:bottom="1440" w:left="1800" w:header="720" w:footer="720" w:gutter="0"/>
+      <w:pgMar w:top="1134" w:right="1418" w:bottom="1134" w:left="1701" w:header="720" w:footer="720" w:gutter="0"/>
       <w:cols w:space="720"/>
+      <w:titlePg/>
       <w:docGrid w:linePitch="360"/>
     </w:sectPr>
   </w:body>
@@ -2916,181 +3249,80 @@
 
 <file path=word/footer1.xml><?xml version="1.0" encoding="utf-8"?>
 <w:ftr xmlns:wpc="http://schemas.microsoft.com/office/word/2010/wordprocessingCanvas" xmlns:cx="http://schemas.microsoft.com/office/drawing/2014/chartex" xmlns:cx1="http://schemas.microsoft.com/office/drawing/2015/9/8/chartex" xmlns:cx2="http://schemas.microsoft.com/office/drawing/2015/10/21/chartex" xmlns:cx3="http://schemas.microsoft.com/office/drawing/2016/5/9/chartex" xmlns:cx4="http://schemas.microsoft.com/office/drawing/2016/5/10/chartex" xmlns:cx5="http://schemas.microsoft.com/office/drawing/2016/5/11/chartex" xmlns:cx6="http://schemas.microsoft.com/office/drawing/2016/5/12/chartex" xmlns:cx7="http://schemas.microsoft.com/office/drawing/2016/5/13/chartex" xmlns:cx8="http://schemas.microsoft.com/office/drawing/2016/5/14/chartex" xmlns:mc="http://schemas.openxmlformats.org/markup-compatibility/2006" xmlns:aink="http://schemas.microsoft.com/office/drawing/2016/ink" xmlns:am3d="http://schemas.microsoft.com/office/drawing/2017/model3d" xmlns:o="urn:schemas-microsoft-com:office:office" xmlns:oel="http://schemas.microsoft.com/office/2019/extlst" xmlns:r="http://schemas.openxmlformats.org/officeDocument/2006/relationships" xmlns:m="http://schemas.openxmlformats.org/officeDocument/2006/math" xmlns:v="urn:schemas-microsoft-com:vml" xmlns:wp14="http://schemas.microsoft.com/office/word/2010/wordprocessingDrawing" xmlns:wp="http://schemas.openxmlformats.org/drawingml/2006/wordprocessingDrawing" xmlns:w10="urn:schemas-microsoft-com:office:word" xmlns:w="http://schemas.openxmlformats.org/wordprocessingml/2006/main" xmlns:w14="http://schemas.microsoft.com/office/word/2010/wordml" xmlns:w15="http://schemas.microsoft.com/office/word/2012/wordml" xmlns:w16cex="http://schemas.microsoft.com/office/word/2018/wordml/cex" xmlns:w16cid="http://schemas.microsoft.com/office/word/2016/wordml/cid" xmlns:w16="http://schemas.microsoft.com/office/word/2018/wordml" xmlns:w16du="http://schemas.microsoft.com/office/word/2023/wordml/word16du" xmlns:w16sdtdh="http://schemas.microsoft.com/office/word/2020/wordml/sdtdatahash" xmlns:w16sdtfl="http://schemas.microsoft.com/office/word/2024/wordml/sdtformatlock" xmlns:w16se="http://schemas.microsoft.com/office/word/2015/wordml/symex" xmlns:wpg="http://schemas.microsoft.com/office/word/2010/wordprocessingGroup" xmlns:wpi="http://schemas.microsoft.com/office/word/2010/wordprocessingInk" xmlns:wne="http://schemas.microsoft.com/office/word/2006/wordml" xmlns:wps="http://schemas.microsoft.com/office/word/2010/wordprocessingShape" mc:Ignorable="w14 w15 w16se w16cid w16 w16cex w16sdtdh w16sdtfl w16du wp14">
+  <w:sdt>
+    <w:sdtPr>
+      <w:id w:val="-343247185"/>
+      <w:docPartObj>
+        <w:docPartGallery w:val="Page Numbers (Bottom of Page)"/>
+        <w:docPartUnique/>
+      </w:docPartObj>
+    </w:sdtPr>
+    <w:sdtEndPr>
+      <w:rPr>
+        <w:rFonts w:ascii="Times New Roman" w:hAnsi="Times New Roman" w:cs="Times New Roman"/>
+        <w:sz w:val="28"/>
+        <w:szCs w:val="28"/>
+      </w:rPr>
+    </w:sdtEndPr>
+    <w:sdtContent>
+      <w:p>
+        <w:pPr>
+          <w:pStyle w:val="a6"/>
+          <w:jc w:val="right"/>
+          <w:rPr>
+            <w:rFonts w:ascii="Times New Roman" w:hAnsi="Times New Roman" w:cs="Times New Roman"/>
+            <w:sz w:val="28"/>
+            <w:szCs w:val="28"/>
+          </w:rPr>
+        </w:pPr>
+        <w:r>
+          <w:rPr>
+            <w:rFonts w:ascii="Times New Roman" w:hAnsi="Times New Roman" w:cs="Times New Roman"/>
+            <w:sz w:val="28"/>
+            <w:szCs w:val="28"/>
+          </w:rPr>
+          <w:fldChar w:fldCharType="begin"/>
+        </w:r>
+        <w:r>
+          <w:rPr>
+            <w:rFonts w:ascii="Times New Roman" w:hAnsi="Times New Roman" w:cs="Times New Roman"/>
+            <w:sz w:val="28"/>
+            <w:szCs w:val="28"/>
+          </w:rPr>
+          <w:instrText>PAGE   \* MERGEFORMAT</w:instrText>
+        </w:r>
+        <w:r>
+          <w:rPr>
+            <w:rFonts w:ascii="Times New Roman" w:hAnsi="Times New Roman" w:cs="Times New Roman"/>
+            <w:sz w:val="28"/>
+            <w:szCs w:val="28"/>
+          </w:rPr>
+          <w:fldChar w:fldCharType="separate"/>
+        </w:r>
+        <w:r>
+          <w:rPr>
+            <w:rFonts w:ascii="Times New Roman" w:hAnsi="Times New Roman" w:cs="Times New Roman"/>
+            <w:sz w:val="28"/>
+            <w:szCs w:val="28"/>
+            <w:lang w:val="ru-RU"/>
+          </w:rPr>
+          <w:t>2</w:t>
+        </w:r>
+        <w:r>
+          <w:rPr>
+            <w:rFonts w:ascii="Times New Roman" w:hAnsi="Times New Roman" w:cs="Times New Roman"/>
+            <w:sz w:val="28"/>
+            <w:szCs w:val="28"/>
+          </w:rPr>
+          <w:fldChar w:fldCharType="end"/>
+        </w:r>
+      </w:p>
+    </w:sdtContent>
+  </w:sdt>
   <w:p>
     <w:pPr>
       <w:pStyle w:val="a6"/>
     </w:pPr>
-    <w:r>
-      <w:rPr>
-        <w:noProof/>
-      </w:rPr>
-      <mc:AlternateContent>
-        <mc:Choice Requires="wps">
-          <w:drawing>
-            <wp:anchor distT="0" distB="0" distL="114300" distR="114300" simplePos="0" relativeHeight="251659264" behindDoc="0" locked="0" layoutInCell="1" allowOverlap="1" wp14:anchorId="0FD72050" wp14:editId="4AFF575B">
-              <wp:simplePos x="0" y="0"/>
-              <wp:positionH relativeFrom="margin">
-                <wp:align>right</wp:align>
-              </wp:positionH>
-              <wp:positionV relativeFrom="paragraph">
-                <wp:posOffset>0</wp:posOffset>
-              </wp:positionV>
-              <wp:extent cx="1828800" cy="1828800"/>
-              <wp:effectExtent l="0" t="0" r="0" b="0"/>
-              <wp:wrapNone/>
-              <wp:docPr id="1" name="Текстовое поле 1"/>
-              <wp:cNvGraphicFramePr/>
-              <a:graphic xmlns:a="http://schemas.openxmlformats.org/drawingml/2006/main">
-                <a:graphicData uri="http://schemas.microsoft.com/office/word/2010/wordprocessingShape">
-                  <wps:wsp>
-                    <wps:cNvSpPr txBox="1"/>
-                    <wps:spPr>
-                      <a:xfrm>
-                        <a:off x="0" y="0"/>
-                        <a:ext cx="1828800" cy="1828800"/>
-                      </a:xfrm>
-                      <a:prstGeom prst="rect">
-                        <a:avLst/>
-                      </a:prstGeom>
-                      <a:noFill/>
-                      <a:ln w="6350">
-                        <a:noFill/>
-                      </a:ln>
-                    </wps:spPr>
-                    <wps:style>
-                      <a:lnRef idx="0">
-                        <a:schemeClr val="accent1"/>
-                      </a:lnRef>
-                      <a:fillRef idx="0">
-                        <a:schemeClr val="accent1"/>
-                      </a:fillRef>
-                      <a:effectRef idx="0">
-                        <a:schemeClr val="accent1"/>
-                      </a:effectRef>
-                      <a:fontRef idx="minor">
-                        <a:schemeClr val="dk1"/>
-                      </a:fontRef>
-                    </wps:style>
-                    <wps:txbx>
-                      <w:txbxContent>
-                        <w:p>
-                          <w:pPr>
-                            <w:pStyle w:val="a6"/>
-                          </w:pPr>
-                          <w:r>
-                            <w:rPr>
-                              <w:rFonts w:ascii="Times New Roman" w:hAnsi="Times New Roman" w:cs="Times New Roman"/>
-                              <w:sz w:val="28"/>
-                              <w:szCs w:val="28"/>
-                            </w:rPr>
-                            <w:fldChar w:fldCharType="begin"/>
-                          </w:r>
-                          <w:r>
-                            <w:rPr>
-                              <w:rFonts w:ascii="Times New Roman" w:hAnsi="Times New Roman" w:cs="Times New Roman"/>
-                              <w:sz w:val="28"/>
-                              <w:szCs w:val="28"/>
-                            </w:rPr>
-                            <w:instrText xml:space="preserve"> PAGE  \* MERGEFORMAT </w:instrText>
-                          </w:r>
-                          <w:r>
-                            <w:rPr>
-                              <w:rFonts w:ascii="Times New Roman" w:hAnsi="Times New Roman" w:cs="Times New Roman"/>
-                              <w:sz w:val="28"/>
-                              <w:szCs w:val="28"/>
-                            </w:rPr>
-                            <w:fldChar w:fldCharType="separate"/>
-                          </w:r>
-                          <w:r>
-                            <w:rPr>
-                              <w:rFonts w:ascii="Times New Roman" w:hAnsi="Times New Roman" w:cs="Times New Roman"/>
-                              <w:sz w:val="28"/>
-                              <w:szCs w:val="28"/>
-                            </w:rPr>
-                            <w:t>1</w:t>
-                          </w:r>
-                          <w:r>
-                            <w:rPr>
-                              <w:rFonts w:ascii="Times New Roman" w:hAnsi="Times New Roman" w:cs="Times New Roman"/>
-                              <w:sz w:val="28"/>
-                              <w:szCs w:val="28"/>
-                            </w:rPr>
-                            <w:fldChar w:fldCharType="end"/>
-                          </w:r>
-                        </w:p>
-                      </w:txbxContent>
-                    </wps:txbx>
-                    <wps:bodyPr rot="0" spcFirstLastPara="0" vertOverflow="overflow" horzOverflow="overflow" vert="horz" wrap="none" lIns="0" tIns="0" rIns="0" bIns="0" numCol="1" spcCol="0" rtlCol="0" fromWordArt="0" anchor="t" anchorCtr="0" forceAA="0" compatLnSpc="1">
-                      <a:spAutoFit/>
-                    </wps:bodyPr>
-                  </wps:wsp>
-                </a:graphicData>
-              </a:graphic>
-            </wp:anchor>
-          </w:drawing>
-        </mc:Choice>
-        <mc:Fallback>
-          <w:pict>
-            <v:shapetype w14:anchorId="0FD72050" id="_x0000_t202" coordsize="21600,21600" o:spt="202" path="m,l,21600r21600,l21600,xe">
-              <v:stroke joinstyle="miter"/>
-              <v:path gradientshapeok="t" o:connecttype="rect"/>
-            </v:shapetype>
-            <v:shape id="Текстовое поле 1" o:spid="_x0000_s1026" type="#_x0000_t202" style="position:absolute;margin-left:92.8pt;margin-top:0;width:2in;height:2in;z-index:251659264;visibility:visible;mso-wrap-style:none;mso-wrap-distance-left:9pt;mso-wrap-distance-top:0;mso-wrap-distance-right:9pt;mso-wrap-distance-bottom:0;mso-position-horizontal:right;mso-position-horizontal-relative:margin;mso-position-vertical:absolute;mso-position-vertical-relative:text;v-text-anchor:top" o:gfxdata="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" filled="f" stroked="f" strokeweight=".5pt">
-              <v:textbox style="mso-fit-shape-to-text:t" inset="0,0,0,0">
-                <w:txbxContent>
-                  <w:p>
-                    <w:pPr>
-                      <w:pStyle w:val="a6"/>
-                    </w:pPr>
-                    <w:r>
-                      <w:rPr>
-                        <w:rFonts w:ascii="Times New Roman" w:hAnsi="Times New Roman" w:cs="Times New Roman"/>
-                        <w:sz w:val="28"/>
-                        <w:szCs w:val="28"/>
-                      </w:rPr>
-                      <w:fldChar w:fldCharType="begin"/>
-                    </w:r>
-                    <w:r>
-                      <w:rPr>
-                        <w:rFonts w:ascii="Times New Roman" w:hAnsi="Times New Roman" w:cs="Times New Roman"/>
-                        <w:sz w:val="28"/>
-                        <w:szCs w:val="28"/>
-                      </w:rPr>
-                      <w:instrText xml:space="preserve"> PAGE  \* MERGEFORMAT </w:instrText>
-                    </w:r>
-                    <w:r>
-                      <w:rPr>
-                        <w:rFonts w:ascii="Times New Roman" w:hAnsi="Times New Roman" w:cs="Times New Roman"/>
-                        <w:sz w:val="28"/>
-                        <w:szCs w:val="28"/>
-                      </w:rPr>
-                      <w:fldChar w:fldCharType="separate"/>
-                    </w:r>
-                    <w:r>
-                      <w:rPr>
-                        <w:rFonts w:ascii="Times New Roman" w:hAnsi="Times New Roman" w:cs="Times New Roman"/>
-                        <w:sz w:val="28"/>
-                        <w:szCs w:val="28"/>
-                      </w:rPr>
-                      <w:t>1</w:t>
-                    </w:r>
-                    <w:r>
-                      <w:rPr>
-                        <w:rFonts w:ascii="Times New Roman" w:hAnsi="Times New Roman" w:cs="Times New Roman"/>
-                        <w:sz w:val="28"/>
-                        <w:szCs w:val="28"/>
-                      </w:rPr>
-                      <w:fldChar w:fldCharType="end"/>
-                    </w:r>
-                  </w:p>
-                </w:txbxContent>
-              </v:textbox>
-              <w10:wrap anchorx="margin"/>
-            </v:shape>
-          </w:pict>
-        </mc:Fallback>
-      </mc:AlternateContent>
-    </w:r>
   </w:p>
 </w:ftr>
 </file>
@@ -3741,7 +3973,7 @@
     <w:lsdException w:name="heading 8" w:semiHidden="1" w:unhideWhenUsed="1" w:qFormat="1"/>
     <w:lsdException w:name="heading 9" w:semiHidden="1" w:unhideWhenUsed="1" w:qFormat="1"/>
     <w:lsdException w:name="header" w:qFormat="1"/>
-    <w:lsdException w:name="footer" w:qFormat="1"/>
+    <w:lsdException w:name="footer" w:uiPriority="99" w:qFormat="1"/>
     <w:lsdException w:name="caption" w:semiHidden="1" w:unhideWhenUsed="1" w:qFormat="1"/>
     <w:lsdException w:name="Title" w:qFormat="1"/>
     <w:lsdException w:name="Default Paragraph Font" w:semiHidden="1" w:qFormat="1"/>
@@ -4172,6 +4404,8 @@
   <w:style w:type="paragraph" w:styleId="a6">
     <w:name w:val="footer"/>
     <w:basedOn w:val="a"/>
+    <w:link w:val="a7"/>
+    <w:uiPriority w:val="99"/>
     <w:qFormat/>
     <w:pPr>
       <w:tabs>
@@ -4180,7 +4414,7 @@
       </w:tabs>
     </w:pPr>
   </w:style>
-  <w:style w:type="paragraph" w:styleId="a7">
+  <w:style w:type="paragraph" w:styleId="a8">
     <w:name w:val="Normal (Web)"/>
     <w:qFormat/>
     <w:pPr>
@@ -4222,7 +4456,7 @@
       <w:lang w:val="en-US" w:eastAsia="zh-CN"/>
     </w:rPr>
   </w:style>
-  <w:style w:type="table" w:styleId="a8">
+  <w:style w:type="table" w:styleId="a9">
     <w:name w:val="Table Grid"/>
     <w:basedOn w:val="a1"/>
     <w:qFormat/>
@@ -4263,6 +4497,17 @@
       <w:b/>
       <w:smallCaps/>
       <w:spacing w:val="5"/>
+    </w:rPr>
+  </w:style>
+  <w:style w:type="character" w:customStyle="1" w:styleId="a7">
+    <w:name w:val="Нижний колонтитул Знак"/>
+    <w:basedOn w:val="a0"/>
+    <w:link w:val="a6"/>
+    <w:uiPriority w:val="99"/>
+    <w:rsid w:val="00CF4C67"/>
+    <w:rPr>
+      <w:rFonts w:asciiTheme="minorHAnsi" w:eastAsiaTheme="minorEastAsia" w:hAnsiTheme="minorHAnsi" w:cstheme="minorBidi"/>
+      <w:lang w:val="en-US" w:eastAsia="zh-CN"/>
     </w:rPr>
   </w:style>
 </w:styles>
